--- a/Experiment 5.docx
+++ b/Experiment 5.docx
@@ -4,6 +4,65 @@
   <w:body>
     <w:p>
       <w:pPr>
+        <w:jc w:val="right"/>
+        <w:rPr>
+          <w:b/>
+          <w:bCs/>
+        </w:rPr>
+      </w:pPr>
+      <w:proofErr w:type="gramStart"/>
+      <w:r>
+        <w:rPr>
+          <w:b/>
+          <w:bCs/>
+        </w:rPr>
+        <w:t>Name :</w:t>
+      </w:r>
+      <w:proofErr w:type="gramEnd"/>
+      <w:r>
+        <w:rPr>
+          <w:b/>
+          <w:bCs/>
+        </w:rPr>
+        <w:t xml:space="preserve"> </w:t>
+      </w:r>
+      <w:r>
+        <w:t>K Jahnavi</w:t>
+      </w:r>
+    </w:p>
+    <w:p>
+      <w:pPr>
+        <w:jc w:val="right"/>
+      </w:pPr>
+      <w:r>
+        <w:rPr>
+          <w:b/>
+          <w:bCs/>
+        </w:rPr>
+        <w:t xml:space="preserve">Reg </w:t>
+      </w:r>
+      <w:proofErr w:type="gramStart"/>
+      <w:r>
+        <w:rPr>
+          <w:b/>
+          <w:bCs/>
+        </w:rPr>
+        <w:t>No :</w:t>
+      </w:r>
+      <w:proofErr w:type="gramEnd"/>
+      <w:r>
+        <w:rPr>
+          <w:b/>
+          <w:bCs/>
+        </w:rPr>
+        <w:t xml:space="preserve"> </w:t>
+      </w:r>
+      <w:r>
+        <w:t>192512169</w:t>
+      </w:r>
+    </w:p>
+    <w:p>
+      <w:pPr>
         <w:jc w:val="center"/>
         <w:rPr>
           <w:b/>
@@ -39,51 +98,72 @@
           <w:sz w:val="32"/>
           <w:szCs w:val="32"/>
         </w:rPr>
-        <w:t xml:space="preserve"> </w:t>
-      </w:r>
-      <w:r>
+        <w:t xml:space="preserve"> MIMO System Simulation with BER Analysis Date</w:t>
+      </w:r>
+    </w:p>
+    <w:p>
+      <w:pPr>
+        <w:jc w:val="center"/>
         <w:rPr>
           <w:b/>
           <w:bCs/>
           <w:sz w:val="32"/>
           <w:szCs w:val="32"/>
         </w:rPr>
-        <w:t>MIMO System Simulation with BER Analysis Date</w:t>
+      </w:pPr>
+    </w:p>
+    <w:p>
+      <w:r>
+        <w:rPr>
+          <w:b/>
+          <w:bCs/>
+        </w:rPr>
+        <w:t>AIM</w:t>
+      </w:r>
+      <w:proofErr w:type="gramStart"/>
+      <w:r>
+        <w:rPr>
+          <w:b/>
+          <w:bCs/>
+        </w:rPr>
+        <w:t>:</w:t>
+      </w:r>
+      <w:r>
+        <w:t xml:space="preserve">  To</w:t>
+      </w:r>
+      <w:proofErr w:type="gramEnd"/>
+      <w:r>
+        <w:t xml:space="preserve"> simulate a MIMO (Multiple Input Multiple Output) wireless communication system and analyze its performance in terms of Bit Error Rate (BER), Signal-to-Noise Ratio (SNR), and Channel Capacity (bps/Hz) using MATLAB.</w:t>
       </w:r>
     </w:p>
     <w:p>
       <w:pPr>
-        <w:jc w:val="center"/>
-        <w:rPr>
-          <w:b/>
-          <w:bCs/>
-          <w:sz w:val="32"/>
-          <w:szCs w:val="32"/>
+        <w:rPr>
+          <w:b/>
+          <w:bCs/>
         </w:rPr>
       </w:pPr>
-    </w:p>
-    <w:p>
-      <w:r>
-        <w:rPr>
-          <w:b/>
-          <w:bCs/>
-        </w:rPr>
-        <w:t>AIM</w:t>
-      </w:r>
-      <w:proofErr w:type="gramStart"/>
-      <w:r>
-        <w:rPr>
-          <w:b/>
-          <w:bCs/>
-        </w:rPr>
-        <w:t>:</w:t>
-      </w:r>
-      <w:r>
-        <w:t xml:space="preserve">  To</w:t>
-      </w:r>
-      <w:proofErr w:type="gramEnd"/>
-      <w:r>
-        <w:t xml:space="preserve"> simulate a MIMO (Multiple Input Multiple Output) wireless communication system and analyze its performance in terms of Bit Error Rate (BER), Signal-to-Noise Ratio (SNR), and Channel Capacity (bps/Hz) using MATLAB.</w:t>
+      <w:r>
+        <w:rPr>
+          <w:b/>
+          <w:bCs/>
+        </w:rPr>
+        <w:t xml:space="preserve">Objective: </w:t>
+      </w:r>
+    </w:p>
+    <w:p>
+      <w:r>
+        <w:t xml:space="preserve"> 1. To evaluate the Bit Error Rate (BER) performance of a MIMO system under different SNR conditions.</w:t>
+      </w:r>
+    </w:p>
+    <w:p>
+      <w:r>
+        <w:t xml:space="preserve"> 2. To analyze the impact of Signal-to-Noise Ratio (SNR in dB) on the reliability and quality of MIMO communication. </w:t>
+      </w:r>
+    </w:p>
+    <w:p>
+      <w:r>
+        <w:t>3. To compute the Channel Capacity (bps/Hz) and study how MIMO improves spectral efficiency compared to single antenna systems.</w:t>
       </w:r>
     </w:p>
     <w:p>
@@ -98,22 +178,461 @@
           <w:b/>
           <w:bCs/>
         </w:rPr>
-        <w:t xml:space="preserve">Objective: </w:t>
-      </w:r>
-    </w:p>
-    <w:p>
-      <w:r>
-        <w:t xml:space="preserve"> 1. To evaluate the Bit Error Rate (BER) performance of a MIMO system under different SNR conditions.</w:t>
-      </w:r>
-    </w:p>
-    <w:p>
-      <w:r>
-        <w:t xml:space="preserve"> 2. To analyze the impact of Signal-to-Noise Ratio (SNR in dB) on the reliability and quality of MIMO communication. </w:t>
-      </w:r>
-    </w:p>
-    <w:p>
-      <w:r>
-        <w:t>3. To compute the Channel Capacity (bps/Hz) and study how MIMO improves spectral efficiency compared to single antenna systems.</w:t>
+        <w:t>Procedure:</w:t>
+      </w:r>
+    </w:p>
+    <w:p>
+      <w:proofErr w:type="spellStart"/>
+      <w:r>
+        <w:t>clc</w:t>
+      </w:r>
+      <w:proofErr w:type="spellEnd"/>
+      <w:r>
+        <w:t>; clear; close all;</w:t>
+      </w:r>
+    </w:p>
+    <w:p>
+      <w:r>
+        <w:t>% SNR range</w:t>
+      </w:r>
+    </w:p>
+    <w:p>
+      <w:proofErr w:type="spellStart"/>
+      <w:r>
+        <w:t>SNR_dB</w:t>
+      </w:r>
+      <w:proofErr w:type="spellEnd"/>
+      <w:r>
+        <w:t xml:space="preserve"> = 0:2:20;</w:t>
+      </w:r>
+    </w:p>
+    <w:p>
+      <w:r>
+        <w:t xml:space="preserve">SNR = </w:t>
+      </w:r>
+      <w:proofErr w:type="gramStart"/>
+      <w:r>
+        <w:t>10.^</w:t>
+      </w:r>
+      <w:proofErr w:type="gramEnd"/>
+      <w:r>
+        <w:t>(</w:t>
+      </w:r>
+      <w:proofErr w:type="spellStart"/>
+      <w:r>
+        <w:t>SNR_dB</w:t>
+      </w:r>
+      <w:proofErr w:type="spellEnd"/>
+      <w:r>
+        <w:t>/10);</w:t>
+      </w:r>
+    </w:p>
+    <w:p>
+      <w:r>
+        <w:t>% MIMO parameters</w:t>
+      </w:r>
+    </w:p>
+    <w:p>
+      <w:proofErr w:type="spellStart"/>
+      <w:r>
+        <w:t>Nt</w:t>
+      </w:r>
+      <w:proofErr w:type="spellEnd"/>
+      <w:r>
+        <w:t xml:space="preserve"> = 2; Nr = 2;</w:t>
+      </w:r>
+    </w:p>
+    <w:p>
+      <w:r>
+        <w:t>BER = zeros(</w:t>
+      </w:r>
+      <w:proofErr w:type="gramStart"/>
+      <w:r>
+        <w:t>1,length</w:t>
+      </w:r>
+      <w:proofErr w:type="gramEnd"/>
+      <w:r>
+        <w:t>(SNR))</w:t>
+      </w:r>
+    </w:p>
+    <w:p>
+      <w:r>
+        <w:t xml:space="preserve">for </w:t>
+      </w:r>
+      <w:proofErr w:type="spellStart"/>
+      <w:r>
+        <w:t>i</w:t>
+      </w:r>
+      <w:proofErr w:type="spellEnd"/>
+      <w:r>
+        <w:t xml:space="preserve"> = </w:t>
+      </w:r>
+      <w:proofErr w:type="gramStart"/>
+      <w:r>
+        <w:t>1:length</w:t>
+      </w:r>
+      <w:proofErr w:type="gramEnd"/>
+      <w:r>
+        <w:t>(SNR)</w:t>
+      </w:r>
+    </w:p>
+    <w:p>
+      <w:r>
+        <w:t xml:space="preserve">    bits = </w:t>
+      </w:r>
+      <w:proofErr w:type="spellStart"/>
+      <w:proofErr w:type="gramStart"/>
+      <w:r>
+        <w:t>randi</w:t>
+      </w:r>
+      <w:proofErr w:type="spellEnd"/>
+      <w:r>
+        <w:t>(</w:t>
+      </w:r>
+      <w:proofErr w:type="gramEnd"/>
+      <w:r>
+        <w:t>[0 1],10000,1);</w:t>
+      </w:r>
+    </w:p>
+    <w:p>
+      <w:r>
+        <w:t xml:space="preserve">    symbols = 2*bits-1; % BPSK</w:t>
+      </w:r>
+    </w:p>
+    <w:p>
+      <w:r>
+        <w:t xml:space="preserve">    H = (</w:t>
+      </w:r>
+      <w:proofErr w:type="spellStart"/>
+      <w:proofErr w:type="gramStart"/>
+      <w:r>
+        <w:t>randn</w:t>
+      </w:r>
+      <w:proofErr w:type="spellEnd"/>
+      <w:r>
+        <w:t>(</w:t>
+      </w:r>
+      <w:proofErr w:type="spellStart"/>
+      <w:r>
+        <w:t>Nr,Nt</w:t>
+      </w:r>
+      <w:proofErr w:type="spellEnd"/>
+      <w:proofErr w:type="gramEnd"/>
+      <w:r>
+        <w:t>) + 1j*</w:t>
+      </w:r>
+      <w:proofErr w:type="spellStart"/>
+      <w:proofErr w:type="gramStart"/>
+      <w:r>
+        <w:t>randn</w:t>
+      </w:r>
+      <w:proofErr w:type="spellEnd"/>
+      <w:r>
+        <w:t>(</w:t>
+      </w:r>
+      <w:proofErr w:type="spellStart"/>
+      <w:r>
+        <w:t>Nr,Nt</w:t>
+      </w:r>
+      <w:proofErr w:type="spellEnd"/>
+      <w:proofErr w:type="gramEnd"/>
+      <w:r>
+        <w:t>))/</w:t>
+      </w:r>
+      <w:proofErr w:type="gramStart"/>
+      <w:r>
+        <w:t>sqrt(</w:t>
+      </w:r>
+      <w:proofErr w:type="gramEnd"/>
+      <w:r>
+        <w:t>2);</w:t>
+      </w:r>
+    </w:p>
+    <w:p>
+      <w:r>
+        <w:t xml:space="preserve">    noise = (</w:t>
+      </w:r>
+      <w:proofErr w:type="spellStart"/>
+      <w:proofErr w:type="gramStart"/>
+      <w:r>
+        <w:t>randn</w:t>
+      </w:r>
+      <w:proofErr w:type="spellEnd"/>
+      <w:r>
+        <w:t>(</w:t>
+      </w:r>
+      <w:proofErr w:type="gramEnd"/>
+      <w:r>
+        <w:t>Nr,10000) + 1j*</w:t>
+      </w:r>
+      <w:proofErr w:type="spellStart"/>
+      <w:proofErr w:type="gramStart"/>
+      <w:r>
+        <w:t>randn</w:t>
+      </w:r>
+      <w:proofErr w:type="spellEnd"/>
+      <w:r>
+        <w:t>(</w:t>
+      </w:r>
+      <w:proofErr w:type="gramEnd"/>
+      <w:r>
+        <w:t>Nr,10000))/sqrt(2*SNR(</w:t>
+      </w:r>
+      <w:proofErr w:type="spellStart"/>
+      <w:r>
+        <w:t>i</w:t>
+      </w:r>
+      <w:proofErr w:type="spellEnd"/>
+      <w:r>
+        <w:t>));</w:t>
+      </w:r>
+    </w:p>
+    <w:p>
+      <w:r>
+        <w:lastRenderedPageBreak/>
+        <w:t xml:space="preserve">    </w:t>
+      </w:r>
+      <w:proofErr w:type="spellStart"/>
+      <w:r>
+        <w:t>tx</w:t>
+      </w:r>
+      <w:proofErr w:type="spellEnd"/>
+      <w:r>
+        <w:t xml:space="preserve"> = </w:t>
+      </w:r>
+      <w:proofErr w:type="gramStart"/>
+      <w:r>
+        <w:t>H(</w:t>
+      </w:r>
+      <w:proofErr w:type="gramEnd"/>
+      <w:r>
+        <w:t>1,</w:t>
+      </w:r>
+      <w:proofErr w:type="gramStart"/>
+      <w:r>
+        <w:t>1)*</w:t>
+      </w:r>
+      <w:proofErr w:type="gramEnd"/>
+      <w:r>
+        <w:t xml:space="preserve">symbols' + </w:t>
+      </w:r>
+      <w:proofErr w:type="gramStart"/>
+      <w:r>
+        <w:t>noise(1,:)</w:t>
+      </w:r>
+      <w:proofErr w:type="gramEnd"/>
+      <w:r>
+        <w:t>;</w:t>
+      </w:r>
+    </w:p>
+    <w:p>
+      <w:r>
+        <w:t xml:space="preserve">    </w:t>
+      </w:r>
+      <w:proofErr w:type="spellStart"/>
+      <w:r>
+        <w:t>rx</w:t>
+      </w:r>
+      <w:proofErr w:type="spellEnd"/>
+      <w:r>
+        <w:t xml:space="preserve"> = real(</w:t>
+      </w:r>
+      <w:proofErr w:type="spellStart"/>
+      <w:r>
+        <w:t>tx</w:t>
+      </w:r>
+      <w:proofErr w:type="spellEnd"/>
+      <w:r>
+        <w:t>) &gt; 0;</w:t>
+      </w:r>
+    </w:p>
+    <w:p>
+      <w:r>
+        <w:t xml:space="preserve">    BER(</w:t>
+      </w:r>
+      <w:proofErr w:type="spellStart"/>
+      <w:r>
+        <w:t>i</w:t>
+      </w:r>
+      <w:proofErr w:type="spellEnd"/>
+      <w:r>
+        <w:t xml:space="preserve">) = </w:t>
+      </w:r>
+      <w:proofErr w:type="gramStart"/>
+      <w:r>
+        <w:t>sum(</w:t>
+      </w:r>
+      <w:proofErr w:type="spellStart"/>
+      <w:proofErr w:type="gramEnd"/>
+      <w:r>
+        <w:t>rx</w:t>
+      </w:r>
+      <w:proofErr w:type="spellEnd"/>
+      <w:r>
+        <w:t>' ~= bits)/length(bits);</w:t>
+      </w:r>
+    </w:p>
+    <w:p>
+      <w:r>
+        <w:t>end</w:t>
+      </w:r>
+    </w:p>
+    <w:p>
+      <w:r>
+        <w:t>figure</w:t>
+      </w:r>
+    </w:p>
+    <w:p>
+      <w:r>
+        <w:t>% -------- Graph 1: BER vs SNR --------</w:t>
+      </w:r>
+    </w:p>
+    <w:p>
+      <w:proofErr w:type="gramStart"/>
+      <w:r>
+        <w:t>subplot(</w:t>
+      </w:r>
+      <w:proofErr w:type="gramEnd"/>
+      <w:r>
+        <w:t>2,1,1)</w:t>
+      </w:r>
+    </w:p>
+    <w:p>
+      <w:proofErr w:type="spellStart"/>
+      <w:proofErr w:type="gramStart"/>
+      <w:r>
+        <w:t>semilogy</w:t>
+      </w:r>
+      <w:proofErr w:type="spellEnd"/>
+      <w:r>
+        <w:t>(</w:t>
+      </w:r>
+      <w:proofErr w:type="gramEnd"/>
+      <w:r>
+        <w:t>SNR_</w:t>
+      </w:r>
+      <w:proofErr w:type="gramStart"/>
+      <w:r>
+        <w:t>dB,BER</w:t>
+      </w:r>
+      <w:proofErr w:type="gramEnd"/>
+      <w:r>
+        <w:t>,'-o','LineWidth',2)</w:t>
+      </w:r>
+    </w:p>
+    <w:p>
+      <w:proofErr w:type="gramStart"/>
+      <w:r>
+        <w:t>title(</w:t>
+      </w:r>
+      <w:proofErr w:type="gramEnd"/>
+      <w:r>
+        <w:t>'192512216 MIMO BER Performance vs SNR')</w:t>
+      </w:r>
+    </w:p>
+    <w:p>
+      <w:proofErr w:type="spellStart"/>
+      <w:proofErr w:type="gramStart"/>
+      <w:r>
+        <w:t>xlabel</w:t>
+      </w:r>
+      <w:proofErr w:type="spellEnd"/>
+      <w:r>
+        <w:t>(</w:t>
+      </w:r>
+      <w:proofErr w:type="gramEnd"/>
+      <w:r>
+        <w:t>'SNR (dB)')</w:t>
+      </w:r>
+    </w:p>
+    <w:p>
+      <w:proofErr w:type="spellStart"/>
+      <w:proofErr w:type="gramStart"/>
+      <w:r>
+        <w:t>ylabel</w:t>
+      </w:r>
+      <w:proofErr w:type="spellEnd"/>
+      <w:r>
+        <w:t>(</w:t>
+      </w:r>
+      <w:proofErr w:type="gramEnd"/>
+      <w:r>
+        <w:t>'Bit Error Rate (BER)')</w:t>
+      </w:r>
+    </w:p>
+    <w:p>
+      <w:r>
+        <w:t>grid on</w:t>
+      </w:r>
+    </w:p>
+    <w:p>
+      <w:r>
+        <w:t>% -------- Graph 2: SNR vs Quality Indicator --------</w:t>
+      </w:r>
+    </w:p>
+    <w:p>
+      <w:proofErr w:type="gramStart"/>
+      <w:r>
+        <w:t>subplot(</w:t>
+      </w:r>
+      <w:proofErr w:type="gramEnd"/>
+      <w:r>
+        <w:t>2,1,2)</w:t>
+      </w:r>
+    </w:p>
+    <w:p>
+      <w:proofErr w:type="gramStart"/>
+      <w:r>
+        <w:t>plot(</w:t>
+      </w:r>
+      <w:proofErr w:type="gramEnd"/>
+      <w:r>
+        <w:t>SNR_dB,1-BER,'-s','LineWidth',2)</w:t>
+      </w:r>
+    </w:p>
+    <w:p>
+      <w:proofErr w:type="gramStart"/>
+      <w:r>
+        <w:t>title(</w:t>
+      </w:r>
+      <w:proofErr w:type="gramEnd"/>
+      <w:r>
+        <w:t>'192512216 MIMO System Reliability vs SNR')</w:t>
+      </w:r>
+    </w:p>
+    <w:p>
+      <w:proofErr w:type="spellStart"/>
+      <w:proofErr w:type="gramStart"/>
+      <w:r>
+        <w:t>xlabel</w:t>
+      </w:r>
+      <w:proofErr w:type="spellEnd"/>
+      <w:r>
+        <w:t>(</w:t>
+      </w:r>
+      <w:proofErr w:type="gramEnd"/>
+      <w:r>
+        <w:t>'SNR (dB)')</w:t>
+      </w:r>
+    </w:p>
+    <w:p>
+      <w:proofErr w:type="spellStart"/>
+      <w:proofErr w:type="gramStart"/>
+      <w:r>
+        <w:t>ylabel</w:t>
+      </w:r>
+      <w:proofErr w:type="spellEnd"/>
+      <w:r>
+        <w:t>(</w:t>
+      </w:r>
+      <w:proofErr w:type="gramEnd"/>
+      <w:r>
+        <w:t>'Reliability (1 - BER)')</w:t>
+      </w:r>
+    </w:p>
+    <w:p>
+      <w:r>
+        <w:t>grid on</w:t>
       </w:r>
     </w:p>
     <w:p>
@@ -123,494 +642,29 @@
           <w:bCs/>
         </w:rPr>
       </w:pPr>
-      <w:r>
-        <w:rPr>
-          <w:b/>
-          <w:bCs/>
-        </w:rPr>
-        <w:t>Procedure:</w:t>
-      </w:r>
-    </w:p>
-    <w:p>
-      <w:proofErr w:type="spellStart"/>
-      <w:r>
-        <w:t>clc</w:t>
-      </w:r>
-      <w:proofErr w:type="spellEnd"/>
-      <w:r>
-        <w:t>; clear; close all;</w:t>
-      </w:r>
-    </w:p>
-    <w:p>
-      <w:r>
-        <w:t>% SNR range</w:t>
-      </w:r>
-    </w:p>
-    <w:p>
-      <w:proofErr w:type="spellStart"/>
-      <w:r>
-        <w:t>SNR_dB</w:t>
-      </w:r>
-      <w:proofErr w:type="spellEnd"/>
-      <w:r>
-        <w:t xml:space="preserve"> = 0:2:20;</w:t>
-      </w:r>
-    </w:p>
-    <w:p>
-      <w:r>
-        <w:t xml:space="preserve">SNR = </w:t>
-      </w:r>
-      <w:proofErr w:type="gramStart"/>
-      <w:r>
-        <w:t>10.^</w:t>
-      </w:r>
-      <w:proofErr w:type="gramEnd"/>
-      <w:r>
-        <w:t>(</w:t>
-      </w:r>
-      <w:proofErr w:type="spellStart"/>
-      <w:r>
-        <w:t>SNR_dB</w:t>
-      </w:r>
-      <w:proofErr w:type="spellEnd"/>
-      <w:r>
-        <w:t>/10);</w:t>
-      </w:r>
-    </w:p>
-    <w:p>
-      <w:r>
-        <w:t>% MIMO parameters</w:t>
-      </w:r>
-    </w:p>
-    <w:p>
-      <w:proofErr w:type="spellStart"/>
-      <w:r>
-        <w:t>Nt</w:t>
-      </w:r>
-      <w:proofErr w:type="spellEnd"/>
-      <w:r>
-        <w:t xml:space="preserve"> = 2; Nr = 2;</w:t>
-      </w:r>
-    </w:p>
-    <w:p>
-      <w:r>
-        <w:t>BER = zeros(</w:t>
-      </w:r>
-      <w:proofErr w:type="gramStart"/>
-      <w:r>
-        <w:t>1,length</w:t>
-      </w:r>
-      <w:proofErr w:type="gramEnd"/>
-      <w:r>
-        <w:t>(SNR))</w:t>
-      </w:r>
-    </w:p>
-    <w:p>
-      <w:r>
-        <w:t xml:space="preserve">for </w:t>
-      </w:r>
-      <w:proofErr w:type="spellStart"/>
-      <w:r>
-        <w:t>i</w:t>
-      </w:r>
-      <w:proofErr w:type="spellEnd"/>
-      <w:r>
-        <w:t xml:space="preserve"> = </w:t>
-      </w:r>
-      <w:proofErr w:type="gramStart"/>
-      <w:r>
-        <w:t>1:length</w:t>
-      </w:r>
-      <w:proofErr w:type="gramEnd"/>
-      <w:r>
-        <w:t>(SNR)</w:t>
-      </w:r>
-    </w:p>
-    <w:p>
-      <w:r>
-        <w:t xml:space="preserve">    bits = </w:t>
-      </w:r>
-      <w:proofErr w:type="spellStart"/>
-      <w:proofErr w:type="gramStart"/>
-      <w:r>
-        <w:t>randi</w:t>
-      </w:r>
-      <w:proofErr w:type="spellEnd"/>
-      <w:r>
-        <w:t>(</w:t>
-      </w:r>
-      <w:proofErr w:type="gramEnd"/>
-      <w:r>
-        <w:t>[0 1],10000,1);</w:t>
-      </w:r>
-    </w:p>
-    <w:p>
-      <w:r>
-        <w:t xml:space="preserve">    symbols = 2*bits-1; % BPSK</w:t>
-      </w:r>
-    </w:p>
-    <w:p>
-      <w:r>
-        <w:t xml:space="preserve">    H = (</w:t>
-      </w:r>
-      <w:proofErr w:type="spellStart"/>
-      <w:proofErr w:type="gramStart"/>
-      <w:r>
-        <w:t>randn</w:t>
-      </w:r>
-      <w:proofErr w:type="spellEnd"/>
-      <w:r>
-        <w:t>(</w:t>
-      </w:r>
-      <w:proofErr w:type="spellStart"/>
-      <w:r>
-        <w:t>Nr,Nt</w:t>
-      </w:r>
-      <w:proofErr w:type="spellEnd"/>
-      <w:proofErr w:type="gramEnd"/>
-      <w:r>
-        <w:t>) + 1j*</w:t>
-      </w:r>
-      <w:proofErr w:type="spellStart"/>
-      <w:proofErr w:type="gramStart"/>
-      <w:r>
-        <w:t>randn</w:t>
-      </w:r>
-      <w:proofErr w:type="spellEnd"/>
-      <w:r>
-        <w:t>(</w:t>
-      </w:r>
-      <w:proofErr w:type="spellStart"/>
-      <w:r>
-        <w:t>Nr,Nt</w:t>
-      </w:r>
-      <w:proofErr w:type="spellEnd"/>
-      <w:proofErr w:type="gramEnd"/>
-      <w:r>
-        <w:t>))/</w:t>
-      </w:r>
-      <w:proofErr w:type="gramStart"/>
-      <w:r>
-        <w:t>sqrt(</w:t>
-      </w:r>
-      <w:proofErr w:type="gramEnd"/>
-      <w:r>
-        <w:t>2);</w:t>
-      </w:r>
-    </w:p>
-    <w:p>
-      <w:r>
-        <w:t xml:space="preserve">    noise = (</w:t>
-      </w:r>
-      <w:proofErr w:type="spellStart"/>
-      <w:proofErr w:type="gramStart"/>
-      <w:r>
-        <w:t>randn</w:t>
-      </w:r>
-      <w:proofErr w:type="spellEnd"/>
-      <w:r>
-        <w:t>(</w:t>
-      </w:r>
-      <w:proofErr w:type="gramEnd"/>
-      <w:r>
-        <w:t>Nr,10000) + 1j*</w:t>
-      </w:r>
-      <w:proofErr w:type="spellStart"/>
-      <w:proofErr w:type="gramStart"/>
-      <w:r>
-        <w:t>randn</w:t>
-      </w:r>
-      <w:proofErr w:type="spellEnd"/>
-      <w:r>
-        <w:t>(</w:t>
-      </w:r>
-      <w:proofErr w:type="gramEnd"/>
-      <w:r>
-        <w:t>Nr,10000))/sqrt(2*SNR(</w:t>
-      </w:r>
-      <w:proofErr w:type="spellStart"/>
-      <w:r>
-        <w:t>i</w:t>
-      </w:r>
-      <w:proofErr w:type="spellEnd"/>
-      <w:r>
-        <w:t>));</w:t>
-      </w:r>
-    </w:p>
-    <w:p>
-      <w:r>
-        <w:t xml:space="preserve">    </w:t>
-      </w:r>
-      <w:proofErr w:type="spellStart"/>
-      <w:r>
-        <w:t>tx</w:t>
-      </w:r>
-      <w:proofErr w:type="spellEnd"/>
-      <w:r>
-        <w:t xml:space="preserve"> = </w:t>
-      </w:r>
-      <w:proofErr w:type="gramStart"/>
-      <w:r>
-        <w:t>H(</w:t>
-      </w:r>
-      <w:proofErr w:type="gramEnd"/>
-      <w:r>
-        <w:t>1,</w:t>
-      </w:r>
-      <w:proofErr w:type="gramStart"/>
-      <w:r>
-        <w:t>1)*</w:t>
-      </w:r>
-      <w:proofErr w:type="gramEnd"/>
-      <w:r>
-        <w:t xml:space="preserve">symbols' + </w:t>
-      </w:r>
-      <w:proofErr w:type="gramStart"/>
-      <w:r>
-        <w:t>noise(1,:)</w:t>
-      </w:r>
-      <w:proofErr w:type="gramEnd"/>
-      <w:r>
-        <w:t>;</w:t>
-      </w:r>
-    </w:p>
-    <w:p>
-      <w:r>
-        <w:t xml:space="preserve">    </w:t>
-      </w:r>
-      <w:proofErr w:type="spellStart"/>
-      <w:r>
-        <w:t>rx</w:t>
-      </w:r>
-      <w:proofErr w:type="spellEnd"/>
-      <w:r>
-        <w:t xml:space="preserve"> = real(</w:t>
-      </w:r>
-      <w:proofErr w:type="spellStart"/>
-      <w:r>
-        <w:t>tx</w:t>
-      </w:r>
-      <w:proofErr w:type="spellEnd"/>
-      <w:r>
-        <w:t>) &gt; 0;</w:t>
-      </w:r>
-    </w:p>
-    <w:p>
-      <w:r>
+      <w:proofErr w:type="gramStart"/>
+      <w:r>
+        <w:rPr>
+          <w:b/>
+          <w:bCs/>
+        </w:rPr>
+        <w:t>O</w:t>
+      </w:r>
+      <w:r>
+        <w:rPr>
+          <w:b/>
+          <w:bCs/>
+        </w:rPr>
+        <w:t>utput :</w:t>
+      </w:r>
+      <w:proofErr w:type="gramEnd"/>
+    </w:p>
+    <w:p>
+      <w:r>
+        <w:rPr>
+          <w:noProof/>
+        </w:rPr>
         <w:lastRenderedPageBreak/>
-        <w:t xml:space="preserve">    BER(</w:t>
-      </w:r>
-      <w:proofErr w:type="spellStart"/>
-      <w:r>
-        <w:t>i</w:t>
-      </w:r>
-      <w:proofErr w:type="spellEnd"/>
-      <w:r>
-        <w:t xml:space="preserve">) = </w:t>
-      </w:r>
-      <w:proofErr w:type="gramStart"/>
-      <w:r>
-        <w:t>sum(</w:t>
-      </w:r>
-      <w:proofErr w:type="spellStart"/>
-      <w:proofErr w:type="gramEnd"/>
-      <w:r>
-        <w:t>rx</w:t>
-      </w:r>
-      <w:proofErr w:type="spellEnd"/>
-      <w:r>
-        <w:t>' ~= bits)/length(bits);</w:t>
-      </w:r>
-    </w:p>
-    <w:p>
-      <w:r>
-        <w:t>end</w:t>
-      </w:r>
-    </w:p>
-    <w:p>
-      <w:r>
-        <w:t>figure</w:t>
-      </w:r>
-    </w:p>
-    <w:p>
-      <w:r>
-        <w:t>% -------- Graph 1: BER vs SNR --------</w:t>
-      </w:r>
-    </w:p>
-    <w:p>
-      <w:proofErr w:type="gramStart"/>
-      <w:r>
-        <w:t>subplot(</w:t>
-      </w:r>
-      <w:proofErr w:type="gramEnd"/>
-      <w:r>
-        <w:t>2,1,1)</w:t>
-      </w:r>
-    </w:p>
-    <w:p>
-      <w:proofErr w:type="spellStart"/>
-      <w:proofErr w:type="gramStart"/>
-      <w:r>
-        <w:t>semilogy</w:t>
-      </w:r>
-      <w:proofErr w:type="spellEnd"/>
-      <w:r>
-        <w:t>(</w:t>
-      </w:r>
-      <w:proofErr w:type="gramEnd"/>
-      <w:r>
-        <w:t>SNR_</w:t>
-      </w:r>
-      <w:proofErr w:type="gramStart"/>
-      <w:r>
-        <w:t>dB,BER</w:t>
-      </w:r>
-      <w:proofErr w:type="gramEnd"/>
-      <w:r>
-        <w:t>,'-o','LineWidth',2)</w:t>
-      </w:r>
-    </w:p>
-    <w:p>
-      <w:proofErr w:type="gramStart"/>
-      <w:r>
-        <w:t>title(</w:t>
-      </w:r>
-      <w:proofErr w:type="gramEnd"/>
-      <w:r>
-        <w:t>'192512216 MIMO BER Performance vs SNR')</w:t>
-      </w:r>
-    </w:p>
-    <w:p>
-      <w:proofErr w:type="spellStart"/>
-      <w:proofErr w:type="gramStart"/>
-      <w:r>
-        <w:t>xlabel</w:t>
-      </w:r>
-      <w:proofErr w:type="spellEnd"/>
-      <w:r>
-        <w:t>(</w:t>
-      </w:r>
-      <w:proofErr w:type="gramEnd"/>
-      <w:r>
-        <w:t>'SNR (dB)')</w:t>
-      </w:r>
-    </w:p>
-    <w:p>
-      <w:proofErr w:type="spellStart"/>
-      <w:proofErr w:type="gramStart"/>
-      <w:r>
-        <w:t>ylabel</w:t>
-      </w:r>
-      <w:proofErr w:type="spellEnd"/>
-      <w:r>
-        <w:t>(</w:t>
-      </w:r>
-      <w:proofErr w:type="gramEnd"/>
-      <w:r>
-        <w:t>'Bit Error Rate (BER)')</w:t>
-      </w:r>
-    </w:p>
-    <w:p>
-      <w:r>
-        <w:t>grid on</w:t>
-      </w:r>
-    </w:p>
-    <w:p>
-      <w:r>
-        <w:t>% -------- Graph 2: SNR vs Quality Indicator --------</w:t>
-      </w:r>
-    </w:p>
-    <w:p>
-      <w:proofErr w:type="gramStart"/>
-      <w:r>
-        <w:t>subplot(</w:t>
-      </w:r>
-      <w:proofErr w:type="gramEnd"/>
-      <w:r>
-        <w:t>2,1,2)</w:t>
-      </w:r>
-    </w:p>
-    <w:p>
-      <w:proofErr w:type="gramStart"/>
-      <w:r>
-        <w:t>plot(</w:t>
-      </w:r>
-      <w:proofErr w:type="gramEnd"/>
-      <w:r>
-        <w:t>SNR_dB,1-BER,'-s','LineWidth',2)</w:t>
-      </w:r>
-    </w:p>
-    <w:p>
-      <w:proofErr w:type="gramStart"/>
-      <w:r>
-        <w:t>title(</w:t>
-      </w:r>
-      <w:proofErr w:type="gramEnd"/>
-      <w:r>
-        <w:t>'192512216 MIMO System Reliability vs SNR')</w:t>
-      </w:r>
-    </w:p>
-    <w:p>
-      <w:proofErr w:type="spellStart"/>
-      <w:proofErr w:type="gramStart"/>
-      <w:r>
-        <w:t>xlabel</w:t>
-      </w:r>
-      <w:proofErr w:type="spellEnd"/>
-      <w:r>
-        <w:t>(</w:t>
-      </w:r>
-      <w:proofErr w:type="gramEnd"/>
-      <w:r>
-        <w:t>'SNR (dB)')</w:t>
-      </w:r>
-    </w:p>
-    <w:p>
-      <w:proofErr w:type="spellStart"/>
-      <w:proofErr w:type="gramStart"/>
-      <w:r>
-        <w:t>ylabel</w:t>
-      </w:r>
-      <w:proofErr w:type="spellEnd"/>
-      <w:r>
-        <w:t>(</w:t>
-      </w:r>
-      <w:proofErr w:type="gramEnd"/>
-      <w:r>
-        <w:t>'Reliability (1 - BER)')</w:t>
-      </w:r>
-    </w:p>
-    <w:p>
-      <w:r>
-        <w:t>grid on</w:t>
-      </w:r>
-    </w:p>
-    <w:p>
-      <w:pPr>
-        <w:rPr>
-          <w:b/>
-          <w:bCs/>
-        </w:rPr>
-      </w:pPr>
-      <w:proofErr w:type="gramStart"/>
-      <w:r>
-        <w:rPr>
-          <w:b/>
-          <w:bCs/>
-        </w:rPr>
-        <w:t>O</w:t>
-      </w:r>
-      <w:r>
-        <w:rPr>
-          <w:b/>
-          <w:bCs/>
-        </w:rPr>
-        <w:t>utput :</w:t>
-      </w:r>
-      <w:proofErr w:type="gramEnd"/>
-    </w:p>
-    <w:p>
-      <w:r>
         <w:drawing>
           <wp:inline distT="0" distB="0" distL="0" distR="0" wp14:anchorId="4F2BD126" wp14:editId="1DA6556A">
             <wp:extent cx="5905500" cy="2438400"/>
@@ -660,18 +714,431 @@
           <w:b/>
           <w:bCs/>
         </w:rPr>
+        <w:t>Result:</w:t>
+      </w:r>
+      <w:r>
+        <w:rPr>
+          <w:b/>
+          <w:bCs/>
+        </w:rPr>
+        <w:t xml:space="preserve"> </w:t>
+      </w:r>
+      <w:r>
+        <w:t>The BER decreases as SNR increases, showing improved signal detection in MIMO systems at higher SNR values. The reliability curve increases with SNR, indicating better communication quality and reduced errors.</w:t>
+      </w:r>
+    </w:p>
+    <w:p>
+      <w:pPr>
+        <w:rPr>
+          <w:b/>
+          <w:bCs/>
+        </w:rPr>
+      </w:pPr>
+      <w:r>
+        <w:rPr>
+          <w:b/>
+          <w:bCs/>
+        </w:rPr>
+        <w:t>Objective 2:</w:t>
+      </w:r>
+    </w:p>
+    <w:p>
+      <w:proofErr w:type="spellStart"/>
+      <w:r>
+        <w:t>clc</w:t>
+      </w:r>
+      <w:proofErr w:type="spellEnd"/>
+      <w:r>
+        <w:t>; clear; close all;</w:t>
+      </w:r>
+    </w:p>
+    <w:p>
+      <w:r>
+        <w:t>% SNR range (dB)</w:t>
+      </w:r>
+    </w:p>
+    <w:p>
+      <w:proofErr w:type="spellStart"/>
+      <w:r>
+        <w:t>SNR_dB</w:t>
+      </w:r>
+      <w:proofErr w:type="spellEnd"/>
+      <w:r>
+        <w:t xml:space="preserve"> = 0:2:20;</w:t>
+      </w:r>
+    </w:p>
+    <w:p>
+      <w:r>
+        <w:t xml:space="preserve">SNR = </w:t>
+      </w:r>
+      <w:proofErr w:type="gramStart"/>
+      <w:r>
+        <w:t>10.^</w:t>
+      </w:r>
+      <w:proofErr w:type="gramEnd"/>
+      <w:r>
+        <w:t>(</w:t>
+      </w:r>
+      <w:proofErr w:type="spellStart"/>
+      <w:r>
+        <w:t>SNR_dB</w:t>
+      </w:r>
+      <w:proofErr w:type="spellEnd"/>
+      <w:r>
+        <w:t>/10);</w:t>
+      </w:r>
+    </w:p>
+    <w:p>
+      <w:r>
+        <w:t>% MIMO parameters</w:t>
+      </w:r>
+    </w:p>
+    <w:p>
+      <w:proofErr w:type="spellStart"/>
+      <w:r>
+        <w:t>Nt</w:t>
+      </w:r>
+      <w:proofErr w:type="spellEnd"/>
+      <w:r>
+        <w:t xml:space="preserve"> = 2; Nr = 2;</w:t>
+      </w:r>
+    </w:p>
+    <w:p>
+      <w:r>
+        <w:t>% Simulated reliability metric (inverse BER model)</w:t>
+      </w:r>
+    </w:p>
+    <w:p>
+      <w:r>
+        <w:t>Reliability = zeros(</w:t>
+      </w:r>
+      <w:proofErr w:type="gramStart"/>
+      <w:r>
+        <w:t>1,length</w:t>
+      </w:r>
+      <w:proofErr w:type="gramEnd"/>
+      <w:r>
+        <w:t>(SNR));</w:t>
+      </w:r>
+    </w:p>
+    <w:p>
+      <w:r>
+        <w:t xml:space="preserve">for </w:t>
+      </w:r>
+      <w:proofErr w:type="spellStart"/>
+      <w:r>
+        <w:t>i</w:t>
+      </w:r>
+      <w:proofErr w:type="spellEnd"/>
+      <w:r>
+        <w:t xml:space="preserve"> = </w:t>
+      </w:r>
+      <w:proofErr w:type="gramStart"/>
+      <w:r>
+        <w:t>1:length</w:t>
+      </w:r>
+      <w:proofErr w:type="gramEnd"/>
+      <w:r>
+        <w:t>(SNR)</w:t>
+      </w:r>
+    </w:p>
+    <w:p>
+      <w:r>
+        <w:t xml:space="preserve">    % simple channel model effect</w:t>
+      </w:r>
+    </w:p>
+    <w:p>
+      <w:r>
+        <w:t xml:space="preserve">    H = (</w:t>
+      </w:r>
+      <w:proofErr w:type="spellStart"/>
+      <w:proofErr w:type="gramStart"/>
+      <w:r>
+        <w:t>randn</w:t>
+      </w:r>
+      <w:proofErr w:type="spellEnd"/>
+      <w:r>
+        <w:t>(</w:t>
+      </w:r>
+      <w:proofErr w:type="spellStart"/>
+      <w:r>
+        <w:t>Nr,Nt</w:t>
+      </w:r>
+      <w:proofErr w:type="spellEnd"/>
+      <w:proofErr w:type="gramEnd"/>
+      <w:r>
+        <w:t>) + 1j*</w:t>
+      </w:r>
+      <w:proofErr w:type="spellStart"/>
+      <w:proofErr w:type="gramStart"/>
+      <w:r>
+        <w:t>randn</w:t>
+      </w:r>
+      <w:proofErr w:type="spellEnd"/>
+      <w:r>
+        <w:t>(</w:t>
+      </w:r>
+      <w:proofErr w:type="spellStart"/>
+      <w:r>
+        <w:t>Nr,Nt</w:t>
+      </w:r>
+      <w:proofErr w:type="spellEnd"/>
+      <w:proofErr w:type="gramEnd"/>
+      <w:r>
+        <w:t>))/</w:t>
+      </w:r>
+      <w:proofErr w:type="gramStart"/>
+      <w:r>
+        <w:t>sqrt(</w:t>
+      </w:r>
+      <w:proofErr w:type="gramEnd"/>
+      <w:r>
+        <w:t>2);</w:t>
+      </w:r>
+    </w:p>
+    <w:p>
+      <w:r>
+        <w:t xml:space="preserve">    </w:t>
+      </w:r>
+      <w:proofErr w:type="spellStart"/>
+      <w:r>
+        <w:t>noise_power</w:t>
+      </w:r>
+      <w:proofErr w:type="spellEnd"/>
+      <w:r>
+        <w:t xml:space="preserve"> = 1/SNR(</w:t>
+      </w:r>
+      <w:proofErr w:type="spellStart"/>
+      <w:r>
+        <w:t>i</w:t>
+      </w:r>
+      <w:proofErr w:type="spellEnd"/>
+      <w:r>
+        <w:t>);</w:t>
+      </w:r>
+    </w:p>
+    <w:p>
+      <w:r>
+        <w:t xml:space="preserve">    % reliability increases with SNR</w:t>
+      </w:r>
+    </w:p>
+    <w:p>
+      <w:r>
+        <w:t xml:space="preserve">    Reliability(</w:t>
+      </w:r>
+      <w:proofErr w:type="spellStart"/>
+      <w:r>
+        <w:t>i</w:t>
+      </w:r>
+      <w:proofErr w:type="spellEnd"/>
+      <w:r>
+        <w:t>) = 1 - exp(-SNR(</w:t>
+      </w:r>
+      <w:proofErr w:type="spellStart"/>
+      <w:r>
+        <w:t>i</w:t>
+      </w:r>
+      <w:proofErr w:type="spellEnd"/>
+      <w:r>
+        <w:t>)/10);</w:t>
+      </w:r>
+    </w:p>
+    <w:p>
+      <w:r>
         <w:lastRenderedPageBreak/>
-        <w:t>Result:</w:t>
-      </w:r>
-      <w:r>
-        <w:rPr>
-          <w:b/>
-          <w:bCs/>
-        </w:rPr>
-        <w:t xml:space="preserve"> </w:t>
-      </w:r>
-      <w:r>
-        <w:t>The BER decreases as SNR increases, showing improved signal detection in MIMO systems at higher SNR values. The reliability curve increases with SNR, indicating better communication quality and reduced errors.</w:t>
+        <w:t>end</w:t>
+      </w:r>
+    </w:p>
+    <w:p>
+      <w:r>
+        <w:t>figure</w:t>
+      </w:r>
+    </w:p>
+    <w:p>
+      <w:r>
+        <w:t>% -------- Graph 1: SNR vs Reliability --------</w:t>
+      </w:r>
+    </w:p>
+    <w:p>
+      <w:proofErr w:type="gramStart"/>
+      <w:r>
+        <w:t>subplot(</w:t>
+      </w:r>
+      <w:proofErr w:type="gramEnd"/>
+      <w:r>
+        <w:t>2,1,1)</w:t>
+      </w:r>
+    </w:p>
+    <w:p>
+      <w:proofErr w:type="gramStart"/>
+      <w:r>
+        <w:t>plot(</w:t>
+      </w:r>
+      <w:proofErr w:type="spellStart"/>
+      <w:proofErr w:type="gramEnd"/>
+      <w:r>
+        <w:t>SNR_dB</w:t>
+      </w:r>
+      <w:proofErr w:type="spellEnd"/>
+      <w:r>
+        <w:t>, Reliability, '-o', '</w:t>
+      </w:r>
+      <w:proofErr w:type="spellStart"/>
+      <w:r>
+        <w:t>LineWidth</w:t>
+      </w:r>
+      <w:proofErr w:type="spellEnd"/>
+      <w:r>
+        <w:t>', 2)</w:t>
+      </w:r>
+    </w:p>
+    <w:p>
+      <w:proofErr w:type="gramStart"/>
+      <w:r>
+        <w:t>title(</w:t>
+      </w:r>
+      <w:proofErr w:type="gramEnd"/>
+      <w:r>
+        <w:t>'MIMO Reliability vs SNR')</w:t>
+      </w:r>
+    </w:p>
+    <w:p>
+      <w:proofErr w:type="spellStart"/>
+      <w:proofErr w:type="gramStart"/>
+      <w:r>
+        <w:t>xlabel</w:t>
+      </w:r>
+      <w:proofErr w:type="spellEnd"/>
+      <w:r>
+        <w:t>(</w:t>
+      </w:r>
+      <w:proofErr w:type="gramEnd"/>
+      <w:r>
+        <w:t>'SNR (dB)')</w:t>
+      </w:r>
+    </w:p>
+    <w:p>
+      <w:proofErr w:type="spellStart"/>
+      <w:proofErr w:type="gramStart"/>
+      <w:r>
+        <w:t>ylabel</w:t>
+      </w:r>
+      <w:proofErr w:type="spellEnd"/>
+      <w:r>
+        <w:t>(</w:t>
+      </w:r>
+      <w:proofErr w:type="gramEnd"/>
+      <w:r>
+        <w:t>'Reliability (0 to 1)')</w:t>
+      </w:r>
+    </w:p>
+    <w:p>
+      <w:r>
+        <w:t>grid on</w:t>
+      </w:r>
+    </w:p>
+    <w:p>
+      <w:r>
+        <w:t>% -------- Graph 2: SNR vs Noise Effect --------</w:t>
+      </w:r>
+    </w:p>
+    <w:p>
+      <w:proofErr w:type="gramStart"/>
+      <w:r>
+        <w:t>subplot(</w:t>
+      </w:r>
+      <w:proofErr w:type="gramEnd"/>
+      <w:r>
+        <w:t>2,1,2)</w:t>
+      </w:r>
+    </w:p>
+    <w:p>
+      <w:proofErr w:type="gramStart"/>
+      <w:r>
+        <w:t>plot(</w:t>
+      </w:r>
+      <w:proofErr w:type="spellStart"/>
+      <w:proofErr w:type="gramEnd"/>
+      <w:r>
+        <w:t>SNR_dB</w:t>
+      </w:r>
+      <w:proofErr w:type="spellEnd"/>
+      <w:r>
+        <w:t xml:space="preserve">, </w:t>
+      </w:r>
+      <w:proofErr w:type="spellStart"/>
+      <w:r>
+        <w:t>noise_power</w:t>
+      </w:r>
+      <w:proofErr w:type="spellEnd"/>
+      <w:r>
+        <w:t>*ones(</w:t>
+      </w:r>
+      <w:proofErr w:type="gramStart"/>
+      <w:r>
+        <w:t>size(</w:t>
+      </w:r>
+      <w:proofErr w:type="spellStart"/>
+      <w:proofErr w:type="gramEnd"/>
+      <w:r>
+        <w:t>SNR_dB</w:t>
+      </w:r>
+      <w:proofErr w:type="spellEnd"/>
+      <w:r>
+        <w:t>)), '-s', '</w:t>
+      </w:r>
+      <w:proofErr w:type="spellStart"/>
+      <w:r>
+        <w:t>LineWidth</w:t>
+      </w:r>
+      <w:proofErr w:type="spellEnd"/>
+      <w:r>
+        <w:t>', 2)</w:t>
+      </w:r>
+    </w:p>
+    <w:p>
+      <w:proofErr w:type="gramStart"/>
+      <w:r>
+        <w:t>title(</w:t>
+      </w:r>
+      <w:proofErr w:type="gramEnd"/>
+      <w:r>
+        <w:t>'Noise Power Variation with SNR')</w:t>
+      </w:r>
+    </w:p>
+    <w:p>
+      <w:proofErr w:type="spellStart"/>
+      <w:proofErr w:type="gramStart"/>
+      <w:r>
+        <w:t>xlabel</w:t>
+      </w:r>
+      <w:proofErr w:type="spellEnd"/>
+      <w:r>
+        <w:t>(</w:t>
+      </w:r>
+      <w:proofErr w:type="gramEnd"/>
+      <w:r>
+        <w:t>'SNR (dB)')</w:t>
+      </w:r>
+    </w:p>
+    <w:p>
+      <w:proofErr w:type="spellStart"/>
+      <w:proofErr w:type="gramStart"/>
+      <w:r>
+        <w:t>ylabel</w:t>
+      </w:r>
+      <w:proofErr w:type="spellEnd"/>
+      <w:r>
+        <w:t>(</w:t>
+      </w:r>
+      <w:proofErr w:type="gramEnd"/>
+      <w:r>
+        <w:t>'Noise Power')</w:t>
+      </w:r>
+    </w:p>
+    <w:p>
+      <w:r>
+        <w:t>grid on</w:t>
       </w:r>
     </w:p>
     <w:p>
@@ -686,425 +1153,15 @@
           <w:b/>
           <w:bCs/>
         </w:rPr>
-        <w:t>Objective 2:</w:t>
-      </w:r>
-    </w:p>
-    <w:p>
-      <w:proofErr w:type="spellStart"/>
-      <w:r>
-        <w:t>clc</w:t>
-      </w:r>
-      <w:proofErr w:type="spellEnd"/>
-      <w:r>
-        <w:t>; clear; close all;</w:t>
-      </w:r>
-    </w:p>
-    <w:p>
-      <w:r>
-        <w:t>% SNR range (dB)</w:t>
-      </w:r>
-    </w:p>
-    <w:p>
-      <w:proofErr w:type="spellStart"/>
-      <w:r>
-        <w:t>SNR_dB</w:t>
-      </w:r>
-      <w:proofErr w:type="spellEnd"/>
-      <w:r>
-        <w:t xml:space="preserve"> = 0:2:20;</w:t>
-      </w:r>
-    </w:p>
-    <w:p>
-      <w:r>
-        <w:t xml:space="preserve">SNR = </w:t>
-      </w:r>
-      <w:proofErr w:type="gramStart"/>
-      <w:r>
-        <w:t>10.^</w:t>
-      </w:r>
-      <w:proofErr w:type="gramEnd"/>
-      <w:r>
-        <w:t>(</w:t>
-      </w:r>
-      <w:proofErr w:type="spellStart"/>
-      <w:r>
-        <w:t>SNR_dB</w:t>
-      </w:r>
-      <w:proofErr w:type="spellEnd"/>
-      <w:r>
-        <w:t>/10);</w:t>
-      </w:r>
-    </w:p>
-    <w:p>
-      <w:r>
-        <w:t>% MIMO parameters</w:t>
-      </w:r>
-    </w:p>
-    <w:p>
-      <w:proofErr w:type="spellStart"/>
-      <w:r>
-        <w:t>Nt</w:t>
-      </w:r>
-      <w:proofErr w:type="spellEnd"/>
-      <w:r>
-        <w:t xml:space="preserve"> = 2; Nr = 2;</w:t>
-      </w:r>
-    </w:p>
-    <w:p>
-      <w:r>
-        <w:t>% Simulated reliability metric (inverse BER model)</w:t>
-      </w:r>
-    </w:p>
-    <w:p>
-      <w:r>
-        <w:t>Reliability = zeros(</w:t>
-      </w:r>
-      <w:proofErr w:type="gramStart"/>
-      <w:r>
-        <w:t>1,length</w:t>
-      </w:r>
-      <w:proofErr w:type="gramEnd"/>
-      <w:r>
-        <w:t>(SNR));</w:t>
-      </w:r>
-    </w:p>
-    <w:p>
-      <w:r>
-        <w:t xml:space="preserve">for </w:t>
-      </w:r>
-      <w:proofErr w:type="spellStart"/>
-      <w:r>
-        <w:t>i</w:t>
-      </w:r>
-      <w:proofErr w:type="spellEnd"/>
-      <w:r>
-        <w:t xml:space="preserve"> = </w:t>
-      </w:r>
-      <w:proofErr w:type="gramStart"/>
-      <w:r>
-        <w:t>1:length</w:t>
-      </w:r>
-      <w:proofErr w:type="gramEnd"/>
-      <w:r>
-        <w:t>(SNR)</w:t>
-      </w:r>
-    </w:p>
-    <w:p>
-      <w:r>
-        <w:t xml:space="preserve">    % simple channel model effect</w:t>
-      </w:r>
-    </w:p>
-    <w:p>
-      <w:r>
-        <w:t xml:space="preserve">    H = (</w:t>
-      </w:r>
-      <w:proofErr w:type="spellStart"/>
-      <w:proofErr w:type="gramStart"/>
-      <w:r>
-        <w:t>randn</w:t>
-      </w:r>
-      <w:proofErr w:type="spellEnd"/>
-      <w:r>
-        <w:t>(</w:t>
-      </w:r>
-      <w:proofErr w:type="spellStart"/>
-      <w:r>
-        <w:t>Nr,Nt</w:t>
-      </w:r>
-      <w:proofErr w:type="spellEnd"/>
-      <w:proofErr w:type="gramEnd"/>
-      <w:r>
-        <w:t>) + 1j*</w:t>
-      </w:r>
-      <w:proofErr w:type="spellStart"/>
-      <w:proofErr w:type="gramStart"/>
-      <w:r>
-        <w:t>randn</w:t>
-      </w:r>
-      <w:proofErr w:type="spellEnd"/>
-      <w:r>
-        <w:t>(</w:t>
-      </w:r>
-      <w:proofErr w:type="spellStart"/>
-      <w:r>
-        <w:t>Nr,Nt</w:t>
-      </w:r>
-      <w:proofErr w:type="spellEnd"/>
-      <w:proofErr w:type="gramEnd"/>
-      <w:r>
-        <w:t>))/</w:t>
-      </w:r>
-      <w:proofErr w:type="gramStart"/>
-      <w:r>
-        <w:t>sqrt(</w:t>
-      </w:r>
-      <w:proofErr w:type="gramEnd"/>
-      <w:r>
-        <w:t>2);</w:t>
-      </w:r>
-    </w:p>
-    <w:p>
-      <w:r>
-        <w:t xml:space="preserve">    </w:t>
-      </w:r>
-      <w:proofErr w:type="spellStart"/>
-      <w:r>
-        <w:t>noise_power</w:t>
-      </w:r>
-      <w:proofErr w:type="spellEnd"/>
-      <w:r>
-        <w:t xml:space="preserve"> = 1/SNR(</w:t>
-      </w:r>
-      <w:proofErr w:type="spellStart"/>
-      <w:r>
-        <w:t>i</w:t>
-      </w:r>
-      <w:proofErr w:type="spellEnd"/>
-      <w:r>
-        <w:t>);</w:t>
-      </w:r>
-    </w:p>
-    <w:p>
-      <w:r>
-        <w:t xml:space="preserve">    % reliability increases with SNR</w:t>
-      </w:r>
-    </w:p>
-    <w:p>
-      <w:r>
-        <w:t xml:space="preserve">    Reliability(</w:t>
-      </w:r>
-      <w:proofErr w:type="spellStart"/>
-      <w:r>
-        <w:t>i</w:t>
-      </w:r>
-      <w:proofErr w:type="spellEnd"/>
-      <w:r>
-        <w:t>) = 1 - exp(-SNR(</w:t>
-      </w:r>
-      <w:proofErr w:type="spellStart"/>
-      <w:r>
-        <w:t>i</w:t>
-      </w:r>
-      <w:proofErr w:type="spellEnd"/>
-      <w:r>
-        <w:t>)/10);</w:t>
-      </w:r>
-    </w:p>
-    <w:p>
-      <w:r>
-        <w:t>end</w:t>
-      </w:r>
-    </w:p>
-    <w:p>
-      <w:r>
-        <w:t>figure</w:t>
-      </w:r>
-    </w:p>
-    <w:p>
-      <w:r>
-        <w:t>% -------- Graph 1: SNR vs Reliability --------</w:t>
-      </w:r>
-    </w:p>
-    <w:p>
-      <w:proofErr w:type="gramStart"/>
-      <w:r>
-        <w:t>subplot(</w:t>
-      </w:r>
-      <w:proofErr w:type="gramEnd"/>
-      <w:r>
-        <w:t>2,1,1)</w:t>
-      </w:r>
-    </w:p>
-    <w:p>
-      <w:proofErr w:type="gramStart"/>
-      <w:r>
-        <w:t>plot(</w:t>
-      </w:r>
-      <w:proofErr w:type="spellStart"/>
-      <w:proofErr w:type="gramEnd"/>
-      <w:r>
-        <w:t>SNR_dB</w:t>
-      </w:r>
-      <w:proofErr w:type="spellEnd"/>
-      <w:r>
-        <w:t>, Reliability, '-o', '</w:t>
-      </w:r>
-      <w:proofErr w:type="spellStart"/>
-      <w:r>
-        <w:t>LineWidth</w:t>
-      </w:r>
-      <w:proofErr w:type="spellEnd"/>
-      <w:r>
-        <w:t>', 2)</w:t>
-      </w:r>
-    </w:p>
-    <w:p>
-      <w:proofErr w:type="gramStart"/>
-      <w:r>
-        <w:t>title(</w:t>
-      </w:r>
-      <w:proofErr w:type="gramEnd"/>
-      <w:r>
-        <w:t>'MIMO Reliability vs SNR')</w:t>
-      </w:r>
-    </w:p>
-    <w:p>
-      <w:proofErr w:type="spellStart"/>
-      <w:proofErr w:type="gramStart"/>
-      <w:r>
-        <w:t>xlabel</w:t>
-      </w:r>
-      <w:proofErr w:type="spellEnd"/>
-      <w:r>
-        <w:t>(</w:t>
-      </w:r>
-      <w:proofErr w:type="gramEnd"/>
-      <w:r>
-        <w:t>'SNR (dB)')</w:t>
-      </w:r>
-    </w:p>
-    <w:p>
-      <w:proofErr w:type="spellStart"/>
-      <w:proofErr w:type="gramStart"/>
-      <w:r>
-        <w:t>ylabel</w:t>
-      </w:r>
-      <w:proofErr w:type="spellEnd"/>
-      <w:r>
-        <w:t>(</w:t>
-      </w:r>
-      <w:proofErr w:type="gramEnd"/>
-      <w:r>
-        <w:t>'Reliability (0 to 1)')</w:t>
-      </w:r>
-    </w:p>
-    <w:p>
-      <w:r>
-        <w:t>grid on</w:t>
-      </w:r>
-    </w:p>
-    <w:p>
-      <w:r>
+        <w:t>output:</w:t>
+      </w:r>
+    </w:p>
+    <w:p>
+      <w:r>
+        <w:rPr>
+          <w:noProof/>
+        </w:rPr>
         <w:lastRenderedPageBreak/>
-        <w:t>% -------- Graph 2: SNR vs Noise Effect --------</w:t>
-      </w:r>
-    </w:p>
-    <w:p>
-      <w:proofErr w:type="gramStart"/>
-      <w:r>
-        <w:t>subplot(</w:t>
-      </w:r>
-      <w:proofErr w:type="gramEnd"/>
-      <w:r>
-        <w:t>2,1,2)</w:t>
-      </w:r>
-    </w:p>
-    <w:p>
-      <w:proofErr w:type="gramStart"/>
-      <w:r>
-        <w:t>plot(</w:t>
-      </w:r>
-      <w:proofErr w:type="spellStart"/>
-      <w:proofErr w:type="gramEnd"/>
-      <w:r>
-        <w:t>SNR_dB</w:t>
-      </w:r>
-      <w:proofErr w:type="spellEnd"/>
-      <w:r>
-        <w:t xml:space="preserve">, </w:t>
-      </w:r>
-      <w:proofErr w:type="spellStart"/>
-      <w:r>
-        <w:t>noise_power</w:t>
-      </w:r>
-      <w:proofErr w:type="spellEnd"/>
-      <w:r>
-        <w:t>*ones(</w:t>
-      </w:r>
-      <w:proofErr w:type="gramStart"/>
-      <w:r>
-        <w:t>size(</w:t>
-      </w:r>
-      <w:proofErr w:type="spellStart"/>
-      <w:proofErr w:type="gramEnd"/>
-      <w:r>
-        <w:t>SNR_dB</w:t>
-      </w:r>
-      <w:proofErr w:type="spellEnd"/>
-      <w:r>
-        <w:t>)), '-s', '</w:t>
-      </w:r>
-      <w:proofErr w:type="spellStart"/>
-      <w:r>
-        <w:t>LineWidth</w:t>
-      </w:r>
-      <w:proofErr w:type="spellEnd"/>
-      <w:r>
-        <w:t>', 2)</w:t>
-      </w:r>
-    </w:p>
-    <w:p>
-      <w:proofErr w:type="gramStart"/>
-      <w:r>
-        <w:t>title(</w:t>
-      </w:r>
-      <w:proofErr w:type="gramEnd"/>
-      <w:r>
-        <w:t>'Noise Power Variation with SNR')</w:t>
-      </w:r>
-    </w:p>
-    <w:p>
-      <w:proofErr w:type="spellStart"/>
-      <w:proofErr w:type="gramStart"/>
-      <w:r>
-        <w:t>xlabel</w:t>
-      </w:r>
-      <w:proofErr w:type="spellEnd"/>
-      <w:r>
-        <w:t>(</w:t>
-      </w:r>
-      <w:proofErr w:type="gramEnd"/>
-      <w:r>
-        <w:t>'SNR (dB)')</w:t>
-      </w:r>
-    </w:p>
-    <w:p>
-      <w:proofErr w:type="spellStart"/>
-      <w:proofErr w:type="gramStart"/>
-      <w:r>
-        <w:t>ylabel</w:t>
-      </w:r>
-      <w:proofErr w:type="spellEnd"/>
-      <w:r>
-        <w:t>(</w:t>
-      </w:r>
-      <w:proofErr w:type="gramEnd"/>
-      <w:r>
-        <w:t>'Noise Power')</w:t>
-      </w:r>
-    </w:p>
-    <w:p>
-      <w:r>
-        <w:t>grid on</w:t>
-      </w:r>
-    </w:p>
-    <w:p>
-      <w:pPr>
-        <w:rPr>
-          <w:b/>
-          <w:bCs/>
-        </w:rPr>
-      </w:pPr>
-      <w:r>
-        <w:rPr>
-          <w:b/>
-          <w:bCs/>
-        </w:rPr>
-        <w:t>output:</w:t>
-      </w:r>
-    </w:p>
-    <w:p>
-      <w:r>
         <w:drawing>
           <wp:inline distT="0" distB="0" distL="0" distR="0" wp14:anchorId="7E1AA35B" wp14:editId="34583C02">
             <wp:extent cx="5943600" cy="3317875"/>
@@ -1204,101 +1261,241 @@
     </w:p>
     <w:p>
       <w:r>
+        <w:t>users = 1:5;</w:t>
+      </w:r>
+    </w:p>
+    <w:p>
+      <w:r>
+        <w:t>% Allocated Resource Blocks per user</w:t>
+      </w:r>
+    </w:p>
+    <w:p>
+      <w:proofErr w:type="spellStart"/>
+      <w:r>
+        <w:t>alloc_RB</w:t>
+      </w:r>
+      <w:proofErr w:type="spellEnd"/>
+      <w:r>
+        <w:t xml:space="preserve"> = [10 12 8 15 5];</w:t>
+      </w:r>
+    </w:p>
+    <w:p>
+      <w:r>
+        <w:t>% Modulation efficiency (bits/symbol)</w:t>
+      </w:r>
+    </w:p>
+    <w:p>
+      <w:proofErr w:type="spellStart"/>
+      <w:r>
+        <w:t>mod_eff</w:t>
+      </w:r>
+      <w:proofErr w:type="spellEnd"/>
+      <w:r>
+        <w:t xml:space="preserve"> = [2 4 6 4 2]; % QPSK, 16QAM, 64QAM etc.</w:t>
+      </w:r>
+    </w:p>
+    <w:p>
+      <w:r>
+        <w:t>% Throughput calculation (Mbps)</w:t>
+      </w:r>
+    </w:p>
+    <w:p>
+      <w:r>
+        <w:t>throughput = (</w:t>
+      </w:r>
+      <w:proofErr w:type="spellStart"/>
+      <w:r>
+        <w:t>alloc_</w:t>
+      </w:r>
+      <w:proofErr w:type="gramStart"/>
+      <w:r>
+        <w:t>RB</w:t>
+      </w:r>
+      <w:proofErr w:type="spellEnd"/>
+      <w:r>
+        <w:t xml:space="preserve"> .</w:t>
+      </w:r>
+      <w:proofErr w:type="gramEnd"/>
+      <w:r>
+        <w:t xml:space="preserve">* </w:t>
+      </w:r>
+      <w:proofErr w:type="spellStart"/>
+      <w:r>
+        <w:t>rb_</w:t>
+      </w:r>
+      <w:proofErr w:type="gramStart"/>
+      <w:r>
+        <w:t>bw</w:t>
+      </w:r>
+      <w:proofErr w:type="spellEnd"/>
+      <w:r>
+        <w:t xml:space="preserve"> .</w:t>
+      </w:r>
+      <w:proofErr w:type="gramEnd"/>
+      <w:r>
+        <w:t xml:space="preserve">* </w:t>
+      </w:r>
+      <w:proofErr w:type="spellStart"/>
+      <w:r>
+        <w:t>mod_eff</w:t>
+      </w:r>
+      <w:proofErr w:type="spellEnd"/>
+      <w:r>
+        <w:t>) / 1e6;</w:t>
+      </w:r>
+    </w:p>
+    <w:p/>
+    <w:p>
+      <w:r>
         <w:lastRenderedPageBreak/>
-        <w:t>users = 1:5;</w:t>
-      </w:r>
-    </w:p>
-    <w:p>
-      <w:r>
-        <w:t>% Allocated Resource Blocks per user</w:t>
-      </w:r>
-    </w:p>
-    <w:p>
-      <w:proofErr w:type="spellStart"/>
+        <w:t>% Display results</w:t>
+      </w:r>
+    </w:p>
+    <w:p>
+      <w:proofErr w:type="spellStart"/>
+      <w:proofErr w:type="gramStart"/>
+      <w:r>
+        <w:t>disp</w:t>
+      </w:r>
+      <w:proofErr w:type="spellEnd"/>
+      <w:r>
+        <w:t>(</w:t>
+      </w:r>
+      <w:proofErr w:type="gramEnd"/>
+      <w:r>
+        <w:t>'User Throughput (Mbps):')</w:t>
+      </w:r>
+    </w:p>
+    <w:p>
+      <w:proofErr w:type="spellStart"/>
+      <w:r>
+        <w:t>disp</w:t>
+      </w:r>
+      <w:proofErr w:type="spellEnd"/>
+      <w:r>
+        <w:t>(throughput')</w:t>
+      </w:r>
+    </w:p>
+    <w:p>
+      <w:r>
+        <w:t>figure</w:t>
+      </w:r>
+    </w:p>
+    <w:p>
+      <w:r>
+        <w:t>% -------- Graph 1: Throughput per User --------</w:t>
+      </w:r>
+    </w:p>
+    <w:p>
+      <w:proofErr w:type="gramStart"/>
+      <w:r>
+        <w:t>subplot(</w:t>
+      </w:r>
+      <w:proofErr w:type="gramEnd"/>
+      <w:r>
+        <w:t>2,1,1)</w:t>
+      </w:r>
+    </w:p>
+    <w:p>
+      <w:proofErr w:type="gramStart"/>
+      <w:r>
+        <w:t>plot(</w:t>
+      </w:r>
+      <w:proofErr w:type="gramEnd"/>
+      <w:r>
+        <w:t>users, throughput, '-o','LineWidth',2)</w:t>
+      </w:r>
+    </w:p>
+    <w:p>
+      <w:proofErr w:type="gramStart"/>
+      <w:r>
+        <w:t>title(</w:t>
+      </w:r>
+      <w:proofErr w:type="gramEnd"/>
+      <w:r>
+        <w:t>'OFDMA User Throughput')</w:t>
+      </w:r>
+    </w:p>
+    <w:p>
+      <w:proofErr w:type="spellStart"/>
+      <w:proofErr w:type="gramStart"/>
+      <w:r>
+        <w:t>xlabel</w:t>
+      </w:r>
+      <w:proofErr w:type="spellEnd"/>
+      <w:r>
+        <w:t>(</w:t>
+      </w:r>
+      <w:proofErr w:type="gramEnd"/>
+      <w:r>
+        <w:t>'User Index')</w:t>
+      </w:r>
+    </w:p>
+    <w:p>
+      <w:proofErr w:type="spellStart"/>
+      <w:proofErr w:type="gramStart"/>
+      <w:r>
+        <w:t>ylabel</w:t>
+      </w:r>
+      <w:proofErr w:type="spellEnd"/>
+      <w:r>
+        <w:t>(</w:t>
+      </w:r>
+      <w:proofErr w:type="gramEnd"/>
+      <w:r>
+        <w:t>'Throughput (Mbps)')</w:t>
+      </w:r>
+    </w:p>
+    <w:p>
+      <w:r>
+        <w:t>grid on</w:t>
+      </w:r>
+    </w:p>
+    <w:p>
+      <w:r>
+        <w:t>% -------- Graph 2: RB vs Throughput --------</w:t>
+      </w:r>
+    </w:p>
+    <w:p>
+      <w:proofErr w:type="gramStart"/>
+      <w:r>
+        <w:t>subplot(</w:t>
+      </w:r>
+      <w:proofErr w:type="gramEnd"/>
+      <w:r>
+        <w:t>2,1,2)</w:t>
+      </w:r>
+    </w:p>
+    <w:p>
+      <w:proofErr w:type="gramStart"/>
+      <w:r>
+        <w:t>plot(</w:t>
+      </w:r>
+      <w:proofErr w:type="spellStart"/>
+      <w:proofErr w:type="gramEnd"/>
       <w:r>
         <w:t>alloc_RB</w:t>
       </w:r>
       <w:proofErr w:type="spellEnd"/>
       <w:r>
-        <w:t xml:space="preserve"> = [10 12 8 15 5];</w:t>
-      </w:r>
-    </w:p>
-    <w:p>
-      <w:r>
-        <w:t>% Modulation efficiency (bits/symbol)</w:t>
-      </w:r>
-    </w:p>
-    <w:p>
-      <w:proofErr w:type="spellStart"/>
-      <w:r>
-        <w:t>mod_eff</w:t>
-      </w:r>
-      <w:proofErr w:type="spellEnd"/>
-      <w:r>
-        <w:t xml:space="preserve"> = [2 4 6 4 2]; % QPSK, 16QAM, 64QAM etc.</w:t>
-      </w:r>
-    </w:p>
-    <w:p>
-      <w:r>
-        <w:t>% Throughput calculation (Mbps)</w:t>
-      </w:r>
-    </w:p>
-    <w:p>
-      <w:r>
-        <w:t>throughput = (</w:t>
-      </w:r>
-      <w:proofErr w:type="spellStart"/>
-      <w:r>
-        <w:t>alloc_</w:t>
-      </w:r>
-      <w:proofErr w:type="gramStart"/>
-      <w:r>
-        <w:t>RB</w:t>
-      </w:r>
-      <w:proofErr w:type="spellEnd"/>
-      <w:r>
-        <w:t xml:space="preserve"> .</w:t>
-      </w:r>
-      <w:proofErr w:type="gramEnd"/>
-      <w:r>
-        <w:t xml:space="preserve">* </w:t>
-      </w:r>
-      <w:proofErr w:type="spellStart"/>
-      <w:r>
-        <w:t>rb_</w:t>
-      </w:r>
-      <w:proofErr w:type="gramStart"/>
-      <w:r>
-        <w:t>bw</w:t>
-      </w:r>
-      <w:proofErr w:type="spellEnd"/>
-      <w:r>
-        <w:t xml:space="preserve"> .</w:t>
-      </w:r>
-      <w:proofErr w:type="gramEnd"/>
-      <w:r>
-        <w:t xml:space="preserve">* </w:t>
-      </w:r>
-      <w:proofErr w:type="spellStart"/>
-      <w:r>
-        <w:t>mod_eff</w:t>
-      </w:r>
-      <w:proofErr w:type="spellEnd"/>
-      <w:r>
-        <w:t>) / 1e6;</w:t>
-      </w:r>
-    </w:p>
-    <w:p/>
-    <w:p>
-      <w:r>
-        <w:t>% Display results</w:t>
-      </w:r>
-    </w:p>
-    <w:p>
-      <w:proofErr w:type="spellStart"/>
-      <w:proofErr w:type="gramStart"/>
-      <w:r>
-        <w:t>disp</w:t>
+        <w:t>, throughput, '-s','LineWidth',2)</w:t>
+      </w:r>
+    </w:p>
+    <w:p>
+      <w:proofErr w:type="gramStart"/>
+      <w:r>
+        <w:t>title(</w:t>
+      </w:r>
+      <w:proofErr w:type="gramEnd"/>
+      <w:r>
+        <w:t>'Resource Blocks vs Throughput')</w:t>
+      </w:r>
+    </w:p>
+    <w:p>
+      <w:proofErr w:type="spellStart"/>
+      <w:proofErr w:type="gramStart"/>
+      <w:r>
+        <w:t>xlabel</w:t>
       </w:r>
       <w:proofErr w:type="spellEnd"/>
       <w:r>
@@ -1306,64 +1503,14 @@
       </w:r>
       <w:proofErr w:type="gramEnd"/>
       <w:r>
-        <w:t>'User Throughput (Mbps):')</w:t>
-      </w:r>
-    </w:p>
-    <w:p>
-      <w:proofErr w:type="spellStart"/>
-      <w:r>
-        <w:t>disp</w:t>
-      </w:r>
-      <w:proofErr w:type="spellEnd"/>
-      <w:r>
-        <w:t>(throughput')</w:t>
-      </w:r>
-    </w:p>
-    <w:p>
-      <w:r>
-        <w:t>figure</w:t>
-      </w:r>
-    </w:p>
-    <w:p>
-      <w:r>
-        <w:t>% -------- Graph 1: Throughput per User --------</w:t>
-      </w:r>
-    </w:p>
-    <w:p>
-      <w:proofErr w:type="gramStart"/>
-      <w:r>
-        <w:t>subplot(</w:t>
-      </w:r>
-      <w:proofErr w:type="gramEnd"/>
-      <w:r>
-        <w:t>2,1,1)</w:t>
-      </w:r>
-    </w:p>
-    <w:p>
-      <w:proofErr w:type="gramStart"/>
-      <w:r>
-        <w:t>plot(</w:t>
-      </w:r>
-      <w:proofErr w:type="gramEnd"/>
-      <w:r>
-        <w:t>users, throughput, '-o','LineWidth',2)</w:t>
-      </w:r>
-    </w:p>
-    <w:p>
-      <w:proofErr w:type="gramStart"/>
-      <w:r>
-        <w:t>title(</w:t>
-      </w:r>
-      <w:proofErr w:type="gramEnd"/>
-      <w:r>
-        <w:t>'OFDMA User Throughput')</w:t>
-      </w:r>
-    </w:p>
-    <w:p>
-      <w:proofErr w:type="spellStart"/>
-      <w:proofErr w:type="gramStart"/>
-      <w:r>
-        <w:t>xlabel</w:t>
+        <w:t>'Allocated Resource Blocks')</w:t>
+      </w:r>
+    </w:p>
+    <w:p>
+      <w:proofErr w:type="spellStart"/>
+      <w:proofErr w:type="gramStart"/>
+      <w:r>
+        <w:t>ylabel</w:t>
       </w:r>
       <w:proofErr w:type="spellEnd"/>
       <w:r>
@@ -1371,21 +1518,6 @@
       </w:r>
       <w:proofErr w:type="gramEnd"/>
       <w:r>
-        <w:t>'User Index')</w:t>
-      </w:r>
-    </w:p>
-    <w:p>
-      <w:proofErr w:type="spellStart"/>
-      <w:proofErr w:type="gramStart"/>
-      <w:r>
-        <w:t>ylabel</w:t>
-      </w:r>
-      <w:proofErr w:type="spellEnd"/>
-      <w:r>
-        <w:t>(</w:t>
-      </w:r>
-      <w:proofErr w:type="gramEnd"/>
-      <w:r>
         <w:t>'Throughput (Mbps)')</w:t>
       </w:r>
     </w:p>
@@ -1395,81 +1527,6 @@
       </w:r>
     </w:p>
     <w:p>
-      <w:r>
-        <w:t>% -------- Graph 2: RB vs Throughput --------</w:t>
-      </w:r>
-    </w:p>
-    <w:p>
-      <w:proofErr w:type="gramStart"/>
-      <w:r>
-        <w:t>subplot(</w:t>
-      </w:r>
-      <w:proofErr w:type="gramEnd"/>
-      <w:r>
-        <w:t>2,1,2)</w:t>
-      </w:r>
-    </w:p>
-    <w:p>
-      <w:proofErr w:type="gramStart"/>
-      <w:r>
-        <w:t>plot(</w:t>
-      </w:r>
-      <w:proofErr w:type="spellStart"/>
-      <w:proofErr w:type="gramEnd"/>
-      <w:r>
-        <w:t>alloc_RB</w:t>
-      </w:r>
-      <w:proofErr w:type="spellEnd"/>
-      <w:r>
-        <w:t>, throughput, '-s','LineWidth',2)</w:t>
-      </w:r>
-    </w:p>
-    <w:p>
-      <w:proofErr w:type="gramStart"/>
-      <w:r>
-        <w:t>title(</w:t>
-      </w:r>
-      <w:proofErr w:type="gramEnd"/>
-      <w:r>
-        <w:t>'Resource Blocks vs Throughput')</w:t>
-      </w:r>
-    </w:p>
-    <w:p>
-      <w:proofErr w:type="spellStart"/>
-      <w:proofErr w:type="gramStart"/>
-      <w:r>
-        <w:t>xlabel</w:t>
-      </w:r>
-      <w:proofErr w:type="spellEnd"/>
-      <w:r>
-        <w:t>(</w:t>
-      </w:r>
-      <w:proofErr w:type="gramEnd"/>
-      <w:r>
-        <w:t>'Allocated Resource Blocks')</w:t>
-      </w:r>
-    </w:p>
-    <w:p>
-      <w:proofErr w:type="spellStart"/>
-      <w:proofErr w:type="gramStart"/>
-      <w:r>
-        <w:t>ylabel</w:t>
-      </w:r>
-      <w:proofErr w:type="spellEnd"/>
-      <w:r>
-        <w:t>(</w:t>
-      </w:r>
-      <w:proofErr w:type="gramEnd"/>
-      <w:r>
-        <w:t>'Throughput (Mbps)')</w:t>
-      </w:r>
-    </w:p>
-    <w:p>
-      <w:r>
-        <w:t>grid on</w:t>
-      </w:r>
-    </w:p>
-    <w:p>
       <w:pPr>
         <w:rPr>
           <w:b/>
@@ -1481,12 +1538,15 @@
           <w:b/>
           <w:bCs/>
         </w:rPr>
+        <w:t>Output:</w:t>
+      </w:r>
+    </w:p>
+    <w:p>
+      <w:r>
+        <w:rPr>
+          <w:noProof/>
+        </w:rPr>
         <w:lastRenderedPageBreak/>
-        <w:t>Output:</w:t>
-      </w:r>
-    </w:p>
-    <w:p>
-      <w:r>
         <w:drawing>
           <wp:inline distT="0" distB="0" distL="0" distR="0" wp14:anchorId="21312E81" wp14:editId="6ECB8E09">
             <wp:extent cx="5943600" cy="3323590"/>
@@ -2153,6 +2213,7 @@
   <w:style w:type="character" w:default="1" w:styleId="DefaultParagraphFont">
     <w:name w:val="Default Paragraph Font"/>
     <w:uiPriority w:val="1"/>
+    <w:semiHidden/>
     <w:unhideWhenUsed/>
   </w:style>
   <w:style w:type="table" w:default="1" w:styleId="TableNormal">
